--- a/courts/eighth-circuit/iowa/state/court-of-appeals/opening-brief/usage/OUTPUT-opening-brief.docx
+++ b/courts/eighth-circuit/iowa/state/court-of-appeals/opening-brief/usage/OUTPUT-opening-brief.docx
@@ -12621,7 +12621,7 @@
         <w:noBreakHyphen/>
       </w:r>
       <w:r>
-        <w:t xml:space="preserve">43 on Page 477 and distal clavicle resection arthroplasty (10% upper extremity ) per Table 16</w:t>
+        <w:t xml:space="preserve">43 on Page 477 and distal clavicle resection arthroplasty (10% upper extremity ⁠) per Table 16</w:t>
       </w:r>
       <w:r>
         <w:noBreakHyphen/>
@@ -13384,7 +13384,7 @@
         <w:t xml:space="preserve"> </w:t>
       </w:r>
       <w:r>
-        <w:t xml:space="preserve">raises two objections to this approach. First, he suggests that only a physician can fulfill the statutory requirement of determining “the extent of loss or percentage of permanent impairment . . . solely by utilizing the” Guides. As</w:t>
+        <w:t xml:space="preserve">raises two objections to this approach. First, he suggests that only a physician can fulfill the statutory requirement of determining “the extent of loss or percentage of permanent impairment ⁠. ⁠. ⁠. solely by utilizing the” Guides. As</w:t>
       </w:r>
       <w:r>
         <w:t xml:space="preserve"> </w:t>
@@ -14078,7 +14078,7 @@
         <w:pStyle w:val="XdTail"/>
       </w:pPr>
       <w:r>
-        <w:t xml:space="preserve">[ ] this brief uses a monospaced typeface and contains [state the number of] lines of text, excluding the parts of the brief exempted by Iowa. R. App. P. 6.903(1)⁠(g)⁠(2).</w:t>
+        <w:t xml:space="preserve">[ ⁠] this brief uses a monospaced typeface and contains [state the number of] lines of text, excluding the parts of the brief exempted by Iowa. R. App. P. 6.903(1)⁠(g)⁠(2).</w:t>
       </w:r>
     </w:p>
     <w:p>
@@ -14102,7 +14102,7 @@
         <w:pStyle w:val="XdTail"/>
       </w:pPr>
       <w:r>
-        <w:t xml:space="preserve">[ ] this brief has been prepared in a monospaced typeface using [state name and version of word processing program] with [state number of characters per inch and name of type style].</w:t>
+        <w:t xml:space="preserve">[ ⁠] this brief has been prepared in a monospaced typeface using [state name and version of word processing program] with [state number of characters per inch and name of type style].</w:t>
       </w:r>
     </w:p>
     <w:p>
